--- a/1. Software y Hardware/1.1 Inicio/1.1.7 Plan de Gestion/1.1.7.6 SRICA_014_000 - Plan de Gestión de Calidad.docx
+++ b/1. Software y Hardware/1.1 Inicio/1.1.7 Plan de Gestion/1.1.7.6 SRICA_014_000 - Plan de Gestión de Calidad.docx
@@ -1,6 +1,6 @@
 
 <file path=word/document.xml><?xml version="1.0" encoding="utf-8"?>
-<w:document xmlns:wpc="http://schemas.microsoft.com/office/word/2010/wordprocessingCanvas" xmlns:cx="http://schemas.microsoft.com/office/drawing/2014/chartex" xmlns:cx1="http://schemas.microsoft.com/office/drawing/2015/9/8/chartex" xmlns:cx2="http://schemas.microsoft.com/office/drawing/2015/10/21/chartex" xmlns:cx3="http://schemas.microsoft.com/office/drawing/2016/5/9/chartex" xmlns:cx4="http://schemas.microsoft.com/office/drawing/2016/5/10/chartex" xmlns:cx5="http://schemas.microsoft.com/office/drawing/2016/5/11/chartex" xmlns:cx6="http://schemas.microsoft.com/office/drawing/2016/5/12/chartex" xmlns:cx7="http://schemas.microsoft.com/office/drawing/2016/5/13/chartex" xmlns:cx8="http://schemas.microsoft.com/office/drawing/2016/5/14/chartex" xmlns:mc="http://schemas.openxmlformats.org/markup-compatibility/2006" xmlns:aink="http://schemas.microsoft.com/office/drawing/2016/ink" xmlns:am3d="http://schemas.microsoft.com/office/drawing/2017/model3d" xmlns:o="urn:schemas-microsoft-com:office:office" xmlns:r="http://schemas.openxmlformats.org/officeDocument/2006/relationships" xmlns:m="http://schemas.openxmlformats.org/officeDocument/2006/math" xmlns:v="urn:schemas-microsoft-com:vml" xmlns:wp14="http://schemas.microsoft.com/office/word/2010/wordprocessingDrawing" xmlns:wp="http://schemas.openxmlformats.org/drawingml/2006/wordprocessingDrawing" xmlns:w10="urn:schemas-microsoft-com:office:word" xmlns:w="http://schemas.openxmlformats.org/wordprocessingml/2006/main" xmlns:w14="http://schemas.microsoft.com/office/word/2010/wordml" xmlns:w15="http://schemas.microsoft.com/office/word/2012/wordml" xmlns:w16cex="http://schemas.microsoft.com/office/word/2018/wordml/cex" xmlns:w16cid="http://schemas.microsoft.com/office/word/2016/wordml/cid" xmlns:w16="http://schemas.microsoft.com/office/word/2018/wordml" xmlns:w16se="http://schemas.microsoft.com/office/word/2015/wordml/symex" xmlns:wpg="http://schemas.microsoft.com/office/word/2010/wordprocessingGroup" xmlns:wpi="http://schemas.microsoft.com/office/word/2010/wordprocessingInk" xmlns:wne="http://schemas.microsoft.com/office/word/2006/wordml" xmlns:wps="http://schemas.microsoft.com/office/word/2010/wordprocessingShape" mc:Ignorable="w14 w15 w16se w16cid w16 w16cex wp14">
+<w:document xmlns:wpc="http://schemas.microsoft.com/office/word/2010/wordprocessingCanvas" xmlns:cx="http://schemas.microsoft.com/office/drawing/2014/chartex" xmlns:cx1="http://schemas.microsoft.com/office/drawing/2015/9/8/chartex" xmlns:cx2="http://schemas.microsoft.com/office/drawing/2015/10/21/chartex" xmlns:cx3="http://schemas.microsoft.com/office/drawing/2016/5/9/chartex" xmlns:cx4="http://schemas.microsoft.com/office/drawing/2016/5/10/chartex" xmlns:cx5="http://schemas.microsoft.com/office/drawing/2016/5/11/chartex" xmlns:cx6="http://schemas.microsoft.com/office/drawing/2016/5/12/chartex" xmlns:cx7="http://schemas.microsoft.com/office/drawing/2016/5/13/chartex" xmlns:cx8="http://schemas.microsoft.com/office/drawing/2016/5/14/chartex" xmlns:mc="http://schemas.openxmlformats.org/markup-compatibility/2006" xmlns:aink="http://schemas.microsoft.com/office/drawing/2016/ink" xmlns:am3d="http://schemas.microsoft.com/office/drawing/2017/model3d" xmlns:o="urn:schemas-microsoft-com:office:office" xmlns:r="http://schemas.openxmlformats.org/officeDocument/2006/relationships" xmlns:m="http://schemas.openxmlformats.org/officeDocument/2006/math" xmlns:v="urn:schemas-microsoft-com:vml" xmlns:wp14="http://schemas.microsoft.com/office/word/2010/wordprocessingDrawing" xmlns:wp="http://schemas.openxmlformats.org/drawingml/2006/wordprocessingDrawing" xmlns:w10="urn:schemas-microsoft-com:office:word" xmlns:w="http://schemas.openxmlformats.org/wordprocessingml/2006/main" xmlns:w14="http://schemas.microsoft.com/office/word/2010/wordml" xmlns:w15="http://schemas.microsoft.com/office/word/2012/wordml" xmlns:w16cex="http://schemas.microsoft.com/office/word/2018/wordml/cex" xmlns:w16cid="http://schemas.microsoft.com/office/word/2016/wordml/cid" xmlns:w16="http://schemas.microsoft.com/office/word/2018/wordml" xmlns:w16sdtdh="http://schemas.microsoft.com/office/word/2020/wordml/sdtdatahash" xmlns:w16se="http://schemas.microsoft.com/office/word/2015/wordml/symex" xmlns:wpg="http://schemas.microsoft.com/office/word/2010/wordprocessingGroup" xmlns:wpi="http://schemas.microsoft.com/office/word/2010/wordprocessingInk" xmlns:wne="http://schemas.microsoft.com/office/word/2006/wordml" xmlns:wps="http://schemas.microsoft.com/office/word/2010/wordprocessingShape" mc:Ignorable="w14 w15 w16se w16cid w16 w16cex w16sdtdh wp14">
   <w:body>
     <w:p>
       <w:pPr>
@@ -712,11 +712,11 @@
       </w:tblPr>
       <w:tblGrid>
         <w:gridCol w:w="1500"/>
-        <w:gridCol w:w="721"/>
-        <w:gridCol w:w="799"/>
+        <w:gridCol w:w="997"/>
+        <w:gridCol w:w="871"/>
         <w:gridCol w:w="1953"/>
-        <w:gridCol w:w="717"/>
-        <w:gridCol w:w="2520"/>
+        <w:gridCol w:w="562"/>
+        <w:gridCol w:w="2327"/>
       </w:tblGrid>
       <w:tr>
         <w:tc>
@@ -996,7 +996,7 @@
       <w:tr>
         <w:tc>
           <w:tcPr>
-            <w:tcW w:w="2221" w:type="dxa"/>
+            <w:tcW w:w="2497" w:type="dxa"/>
             <w:gridSpan w:val="2"/>
             <w:shd w:val="clear" w:color="auto" w:fill="F2F2F2" w:themeFill="background1" w:themeFillShade="F2"/>
             <w:vAlign w:val="center"/>
@@ -1024,7 +1024,7 @@
         </w:tc>
         <w:tc>
           <w:tcPr>
-            <w:tcW w:w="3469" w:type="dxa"/>
+            <w:tcW w:w="3386" w:type="dxa"/>
             <w:gridSpan w:val="3"/>
             <w:shd w:val="clear" w:color="auto" w:fill="F2F2F2" w:themeFill="background1" w:themeFillShade="F2"/>
             <w:vAlign w:val="center"/>
@@ -1051,7 +1051,7 @@
         </w:tc>
         <w:tc>
           <w:tcPr>
-            <w:tcW w:w="2520" w:type="dxa"/>
+            <w:tcW w:w="2327" w:type="dxa"/>
             <w:shd w:val="clear" w:color="auto" w:fill="F2F2F2" w:themeFill="background1" w:themeFillShade="F2"/>
             <w:vAlign w:val="center"/>
           </w:tcPr>
@@ -1079,7 +1079,7 @@
       <w:tr>
         <w:tc>
           <w:tcPr>
-            <w:tcW w:w="2221" w:type="dxa"/>
+            <w:tcW w:w="2497" w:type="dxa"/>
             <w:gridSpan w:val="2"/>
             <w:vAlign w:val="center"/>
           </w:tcPr>
@@ -1101,7 +1101,7 @@
         </w:tc>
         <w:tc>
           <w:tcPr>
-            <w:tcW w:w="3469" w:type="dxa"/>
+            <w:tcW w:w="3386" w:type="dxa"/>
             <w:gridSpan w:val="3"/>
             <w:vAlign w:val="center"/>
           </w:tcPr>
@@ -1123,7 +1123,7 @@
         </w:tc>
         <w:tc>
           <w:tcPr>
-            <w:tcW w:w="2520" w:type="dxa"/>
+            <w:tcW w:w="2327" w:type="dxa"/>
             <w:vAlign w:val="center"/>
           </w:tcPr>
           <w:p>
@@ -1146,7 +1146,7 @@
       <w:tr>
         <w:tc>
           <w:tcPr>
-            <w:tcW w:w="2221" w:type="dxa"/>
+            <w:tcW w:w="2497" w:type="dxa"/>
             <w:gridSpan w:val="2"/>
             <w:vAlign w:val="center"/>
           </w:tcPr>
@@ -1168,7 +1168,7 @@
         </w:tc>
         <w:tc>
           <w:tcPr>
-            <w:tcW w:w="3469" w:type="dxa"/>
+            <w:tcW w:w="3386" w:type="dxa"/>
             <w:gridSpan w:val="3"/>
             <w:vAlign w:val="center"/>
           </w:tcPr>
@@ -1190,7 +1190,7 @@
         </w:tc>
         <w:tc>
           <w:tcPr>
-            <w:tcW w:w="2520" w:type="dxa"/>
+            <w:tcW w:w="2327" w:type="dxa"/>
             <w:vAlign w:val="center"/>
           </w:tcPr>
           <w:p>
@@ -1375,7 +1375,7 @@
         </w:tc>
         <w:tc>
           <w:tcPr>
-            <w:tcW w:w="1520" w:type="dxa"/>
+            <w:tcW w:w="1868" w:type="dxa"/>
             <w:gridSpan w:val="2"/>
             <w:shd w:val="clear" w:color="auto" w:fill="F2F2F2" w:themeFill="background1" w:themeFillShade="F2"/>
             <w:vAlign w:val="center"/>
@@ -1428,7 +1428,7 @@
         </w:tc>
         <w:tc>
           <w:tcPr>
-            <w:tcW w:w="3237" w:type="dxa"/>
+            <w:tcW w:w="2889" w:type="dxa"/>
             <w:gridSpan w:val="2"/>
             <w:shd w:val="clear" w:color="auto" w:fill="F2F2F2" w:themeFill="background1" w:themeFillShade="F2"/>
             <w:vAlign w:val="center"/>
@@ -1479,7 +1479,7 @@
         </w:tc>
         <w:tc>
           <w:tcPr>
-            <w:tcW w:w="1520" w:type="dxa"/>
+            <w:tcW w:w="1868" w:type="dxa"/>
             <w:gridSpan w:val="2"/>
             <w:vAlign w:val="center"/>
           </w:tcPr>
@@ -1497,6 +1497,12 @@
               </w:rPr>
               <w:t>SRICA_</w:t>
             </w:r>
+            <w:r>
+              <w:rPr>
+                <w:rFonts w:ascii="Arial" w:hAnsi="Arial" w:cs="Arial"/>
+              </w:rPr>
+              <w:t>002_000</w:t>
+            </w:r>
           </w:p>
         </w:tc>
         <w:tc>
@@ -1522,7 +1528,7 @@
         </w:tc>
         <w:tc>
           <w:tcPr>
-            <w:tcW w:w="3237" w:type="dxa"/>
+            <w:tcW w:w="2889" w:type="dxa"/>
             <w:gridSpan w:val="2"/>
             <w:vAlign w:val="center"/>
           </w:tcPr>
@@ -1562,7 +1568,7 @@
         </w:tc>
         <w:tc>
           <w:tcPr>
-            <w:tcW w:w="1520" w:type="dxa"/>
+            <w:tcW w:w="1868" w:type="dxa"/>
             <w:gridSpan w:val="2"/>
             <w:vAlign w:val="center"/>
           </w:tcPr>
@@ -1580,6 +1586,12 @@
               </w:rPr>
               <w:t>SRICA_</w:t>
             </w:r>
+            <w:r>
+              <w:rPr>
+                <w:rFonts w:ascii="Arial" w:hAnsi="Arial" w:cs="Arial"/>
+              </w:rPr>
+              <w:t>009_000</w:t>
+            </w:r>
           </w:p>
         </w:tc>
         <w:tc>
@@ -1605,7 +1617,7 @@
         </w:tc>
         <w:tc>
           <w:tcPr>
-            <w:tcW w:w="3237" w:type="dxa"/>
+            <w:tcW w:w="2889" w:type="dxa"/>
             <w:gridSpan w:val="2"/>
             <w:vAlign w:val="center"/>
           </w:tcPr>
@@ -1645,7 +1657,7 @@
         </w:tc>
         <w:tc>
           <w:tcPr>
-            <w:tcW w:w="1520" w:type="dxa"/>
+            <w:tcW w:w="1868" w:type="dxa"/>
             <w:gridSpan w:val="2"/>
             <w:vAlign w:val="center"/>
           </w:tcPr>
@@ -1663,6 +1675,12 @@
               </w:rPr>
               <w:t>SRICA_</w:t>
             </w:r>
+            <w:r>
+              <w:rPr>
+                <w:rFonts w:ascii="Arial" w:hAnsi="Arial" w:cs="Arial"/>
+              </w:rPr>
+              <w:t>010_000</w:t>
+            </w:r>
           </w:p>
         </w:tc>
         <w:tc>
@@ -1688,7 +1706,7 @@
         </w:tc>
         <w:tc>
           <w:tcPr>
-            <w:tcW w:w="3237" w:type="dxa"/>
+            <w:tcW w:w="2889" w:type="dxa"/>
             <w:gridSpan w:val="2"/>
             <w:vAlign w:val="center"/>
           </w:tcPr>
@@ -1728,7 +1746,7 @@
         </w:tc>
         <w:tc>
           <w:tcPr>
-            <w:tcW w:w="1520" w:type="dxa"/>
+            <w:tcW w:w="1868" w:type="dxa"/>
             <w:gridSpan w:val="2"/>
             <w:vAlign w:val="center"/>
           </w:tcPr>
@@ -1746,6 +1764,12 @@
               </w:rPr>
               <w:t>SRICA_</w:t>
             </w:r>
+            <w:r>
+              <w:rPr>
+                <w:rFonts w:ascii="Arial" w:hAnsi="Arial" w:cs="Arial"/>
+              </w:rPr>
+              <w:t>011_000</w:t>
+            </w:r>
           </w:p>
         </w:tc>
         <w:tc>
@@ -1771,7 +1795,7 @@
         </w:tc>
         <w:tc>
           <w:tcPr>
-            <w:tcW w:w="3237" w:type="dxa"/>
+            <w:tcW w:w="2889" w:type="dxa"/>
             <w:gridSpan w:val="2"/>
             <w:vAlign w:val="center"/>
           </w:tcPr>
@@ -1811,7 +1835,7 @@
         </w:tc>
         <w:tc>
           <w:tcPr>
-            <w:tcW w:w="1520" w:type="dxa"/>
+            <w:tcW w:w="1868" w:type="dxa"/>
             <w:gridSpan w:val="2"/>
             <w:vAlign w:val="center"/>
           </w:tcPr>
@@ -1829,6 +1853,12 @@
               </w:rPr>
               <w:t>SRICA_</w:t>
             </w:r>
+            <w:r>
+              <w:rPr>
+                <w:rFonts w:ascii="Arial" w:hAnsi="Arial" w:cs="Arial"/>
+              </w:rPr>
+              <w:t>012_000</w:t>
+            </w:r>
           </w:p>
         </w:tc>
         <w:tc>
@@ -1854,7 +1884,7 @@
         </w:tc>
         <w:tc>
           <w:tcPr>
-            <w:tcW w:w="3237" w:type="dxa"/>
+            <w:tcW w:w="2889" w:type="dxa"/>
             <w:gridSpan w:val="2"/>
             <w:vAlign w:val="center"/>
           </w:tcPr>
@@ -1894,7 +1924,7 @@
         </w:tc>
         <w:tc>
           <w:tcPr>
-            <w:tcW w:w="1520" w:type="dxa"/>
+            <w:tcW w:w="1868" w:type="dxa"/>
             <w:gridSpan w:val="2"/>
             <w:vAlign w:val="center"/>
           </w:tcPr>
@@ -1912,6 +1942,12 @@
               </w:rPr>
               <w:t>SRICA_</w:t>
             </w:r>
+            <w:r>
+              <w:rPr>
+                <w:rFonts w:ascii="Arial" w:hAnsi="Arial" w:cs="Arial"/>
+              </w:rPr>
+              <w:t>013_000</w:t>
+            </w:r>
           </w:p>
         </w:tc>
         <w:tc>
@@ -1937,7 +1973,7 @@
         </w:tc>
         <w:tc>
           <w:tcPr>
-            <w:tcW w:w="3237" w:type="dxa"/>
+            <w:tcW w:w="2889" w:type="dxa"/>
             <w:gridSpan w:val="2"/>
             <w:vAlign w:val="center"/>
           </w:tcPr>
@@ -1977,7 +2013,7 @@
         </w:tc>
         <w:tc>
           <w:tcPr>
-            <w:tcW w:w="1520" w:type="dxa"/>
+            <w:tcW w:w="1868" w:type="dxa"/>
             <w:gridSpan w:val="2"/>
             <w:vAlign w:val="center"/>
           </w:tcPr>
@@ -1995,6 +2031,12 @@
               </w:rPr>
               <w:t>SRICA_</w:t>
             </w:r>
+            <w:r>
+              <w:rPr>
+                <w:rFonts w:ascii="Arial" w:hAnsi="Arial" w:cs="Arial"/>
+              </w:rPr>
+              <w:t>014_000</w:t>
+            </w:r>
           </w:p>
         </w:tc>
         <w:tc>
@@ -2020,7 +2062,7 @@
         </w:tc>
         <w:tc>
           <w:tcPr>
-            <w:tcW w:w="3237" w:type="dxa"/>
+            <w:tcW w:w="2889" w:type="dxa"/>
             <w:gridSpan w:val="2"/>
             <w:vAlign w:val="center"/>
           </w:tcPr>
@@ -2066,7 +2108,7 @@
         </w:tc>
         <w:tc>
           <w:tcPr>
-            <w:tcW w:w="1520" w:type="dxa"/>
+            <w:tcW w:w="1868" w:type="dxa"/>
             <w:gridSpan w:val="2"/>
             <w:vAlign w:val="center"/>
           </w:tcPr>
@@ -2084,6 +2126,12 @@
               </w:rPr>
               <w:t>SRICA_</w:t>
             </w:r>
+            <w:r>
+              <w:rPr>
+                <w:rFonts w:ascii="Arial" w:hAnsi="Arial" w:cs="Arial"/>
+              </w:rPr>
+              <w:t>021_000</w:t>
+            </w:r>
           </w:p>
         </w:tc>
         <w:tc>
@@ -2115,7 +2163,7 @@
         </w:tc>
         <w:tc>
           <w:tcPr>
-            <w:tcW w:w="3237" w:type="dxa"/>
+            <w:tcW w:w="2889" w:type="dxa"/>
             <w:gridSpan w:val="2"/>
             <w:vAlign w:val="center"/>
           </w:tcPr>
@@ -2155,7 +2203,7 @@
         </w:tc>
         <w:tc>
           <w:tcPr>
-            <w:tcW w:w="1520" w:type="dxa"/>
+            <w:tcW w:w="1868" w:type="dxa"/>
             <w:gridSpan w:val="2"/>
             <w:vAlign w:val="center"/>
           </w:tcPr>
@@ -2173,6 +2221,12 @@
               </w:rPr>
               <w:t>SRICA_</w:t>
             </w:r>
+            <w:r>
+              <w:rPr>
+                <w:rFonts w:ascii="Arial" w:hAnsi="Arial" w:cs="Arial"/>
+              </w:rPr>
+              <w:t>022_00</w:t>
+            </w:r>
           </w:p>
         </w:tc>
         <w:tc>
@@ -2198,7 +2252,7 @@
         </w:tc>
         <w:tc>
           <w:tcPr>
-            <w:tcW w:w="3237" w:type="dxa"/>
+            <w:tcW w:w="2889" w:type="dxa"/>
             <w:gridSpan w:val="2"/>
             <w:vAlign w:val="center"/>
           </w:tcPr>
@@ -2238,7 +2292,7 @@
         </w:tc>
         <w:tc>
           <w:tcPr>
-            <w:tcW w:w="1520" w:type="dxa"/>
+            <w:tcW w:w="1868" w:type="dxa"/>
             <w:gridSpan w:val="2"/>
             <w:vAlign w:val="center"/>
           </w:tcPr>
@@ -2256,6 +2310,12 @@
               </w:rPr>
               <w:t>SRICA_</w:t>
             </w:r>
+            <w:r>
+              <w:rPr>
+                <w:rFonts w:ascii="Arial" w:hAnsi="Arial" w:cs="Arial"/>
+              </w:rPr>
+              <w:t>023_000</w:t>
+            </w:r>
           </w:p>
         </w:tc>
         <w:tc>
@@ -2281,7 +2341,7 @@
         </w:tc>
         <w:tc>
           <w:tcPr>
-            <w:tcW w:w="3237" w:type="dxa"/>
+            <w:tcW w:w="2889" w:type="dxa"/>
             <w:gridSpan w:val="2"/>
             <w:vAlign w:val="center"/>
           </w:tcPr>
@@ -2321,7 +2381,7 @@
         </w:tc>
         <w:tc>
           <w:tcPr>
-            <w:tcW w:w="1520" w:type="dxa"/>
+            <w:tcW w:w="1868" w:type="dxa"/>
             <w:gridSpan w:val="2"/>
             <w:vAlign w:val="center"/>
           </w:tcPr>
@@ -2339,6 +2399,12 @@
               </w:rPr>
               <w:t>SRICA_</w:t>
             </w:r>
+            <w:r>
+              <w:rPr>
+                <w:rFonts w:ascii="Arial" w:hAnsi="Arial" w:cs="Arial"/>
+              </w:rPr>
+              <w:t>024_000</w:t>
+            </w:r>
           </w:p>
         </w:tc>
         <w:tc>
@@ -2364,7 +2430,7 @@
         </w:tc>
         <w:tc>
           <w:tcPr>
-            <w:tcW w:w="3237" w:type="dxa"/>
+            <w:tcW w:w="2889" w:type="dxa"/>
             <w:gridSpan w:val="2"/>
             <w:vAlign w:val="center"/>
           </w:tcPr>
@@ -2404,7 +2470,7 @@
         </w:tc>
         <w:tc>
           <w:tcPr>
-            <w:tcW w:w="1520" w:type="dxa"/>
+            <w:tcW w:w="1868" w:type="dxa"/>
             <w:gridSpan w:val="2"/>
             <w:vAlign w:val="center"/>
           </w:tcPr>
@@ -2422,6 +2488,12 @@
               </w:rPr>
               <w:t>SRICA_</w:t>
             </w:r>
+            <w:r>
+              <w:rPr>
+                <w:rFonts w:ascii="Arial" w:hAnsi="Arial" w:cs="Arial"/>
+              </w:rPr>
+              <w:t>025_000</w:t>
+            </w:r>
           </w:p>
         </w:tc>
         <w:tc>
@@ -2447,7 +2519,7 @@
         </w:tc>
         <w:tc>
           <w:tcPr>
-            <w:tcW w:w="3237" w:type="dxa"/>
+            <w:tcW w:w="2889" w:type="dxa"/>
             <w:gridSpan w:val="2"/>
             <w:vAlign w:val="center"/>
           </w:tcPr>
@@ -2487,7 +2559,7 @@
         </w:tc>
         <w:tc>
           <w:tcPr>
-            <w:tcW w:w="1520" w:type="dxa"/>
+            <w:tcW w:w="1868" w:type="dxa"/>
             <w:gridSpan w:val="2"/>
             <w:vAlign w:val="center"/>
           </w:tcPr>
@@ -2505,6 +2577,12 @@
               </w:rPr>
               <w:t>SRICA_</w:t>
             </w:r>
+            <w:r>
+              <w:rPr>
+                <w:rFonts w:ascii="Arial" w:hAnsi="Arial" w:cs="Arial"/>
+              </w:rPr>
+              <w:t>026_000</w:t>
+            </w:r>
           </w:p>
         </w:tc>
         <w:tc>
@@ -2536,7 +2614,7 @@
         </w:tc>
         <w:tc>
           <w:tcPr>
-            <w:tcW w:w="3237" w:type="dxa"/>
+            <w:tcW w:w="2889" w:type="dxa"/>
             <w:gridSpan w:val="2"/>
             <w:vAlign w:val="center"/>
           </w:tcPr>
@@ -2576,7 +2654,7 @@
         </w:tc>
         <w:tc>
           <w:tcPr>
-            <w:tcW w:w="1520" w:type="dxa"/>
+            <w:tcW w:w="1868" w:type="dxa"/>
             <w:gridSpan w:val="2"/>
             <w:vAlign w:val="center"/>
           </w:tcPr>
@@ -2594,6 +2672,12 @@
               </w:rPr>
               <w:t>SRICA_</w:t>
             </w:r>
+            <w:r>
+              <w:rPr>
+                <w:rFonts w:ascii="Arial" w:hAnsi="Arial" w:cs="Arial"/>
+              </w:rPr>
+              <w:t>027_000</w:t>
+            </w:r>
           </w:p>
         </w:tc>
         <w:tc>
@@ -2625,7 +2709,7 @@
         </w:tc>
         <w:tc>
           <w:tcPr>
-            <w:tcW w:w="3237" w:type="dxa"/>
+            <w:tcW w:w="2889" w:type="dxa"/>
             <w:gridSpan w:val="2"/>
             <w:vAlign w:val="center"/>
           </w:tcPr>
@@ -2665,7 +2749,7 @@
         </w:tc>
         <w:tc>
           <w:tcPr>
-            <w:tcW w:w="1520" w:type="dxa"/>
+            <w:tcW w:w="1868" w:type="dxa"/>
             <w:gridSpan w:val="2"/>
             <w:vAlign w:val="center"/>
           </w:tcPr>
@@ -2683,6 +2767,12 @@
               </w:rPr>
               <w:t>SRICA_</w:t>
             </w:r>
+            <w:r>
+              <w:rPr>
+                <w:rFonts w:ascii="Arial" w:hAnsi="Arial" w:cs="Arial"/>
+              </w:rPr>
+              <w:t>028_000</w:t>
+            </w:r>
           </w:p>
         </w:tc>
         <w:tc>
@@ -2714,7 +2804,7 @@
         </w:tc>
         <w:tc>
           <w:tcPr>
-            <w:tcW w:w="3237" w:type="dxa"/>
+            <w:tcW w:w="2889" w:type="dxa"/>
             <w:gridSpan w:val="2"/>
             <w:vAlign w:val="center"/>
           </w:tcPr>
@@ -2754,7 +2844,7 @@
         </w:tc>
         <w:tc>
           <w:tcPr>
-            <w:tcW w:w="1520" w:type="dxa"/>
+            <w:tcW w:w="1868" w:type="dxa"/>
             <w:gridSpan w:val="2"/>
             <w:vAlign w:val="center"/>
           </w:tcPr>
@@ -2772,6 +2862,12 @@
               </w:rPr>
               <w:t>SRICA_</w:t>
             </w:r>
+            <w:r>
+              <w:rPr>
+                <w:rFonts w:ascii="Arial" w:hAnsi="Arial" w:cs="Arial"/>
+              </w:rPr>
+              <w:t>029_000</w:t>
+            </w:r>
           </w:p>
         </w:tc>
         <w:tc>
@@ -2803,7 +2899,7 @@
         </w:tc>
         <w:tc>
           <w:tcPr>
-            <w:tcW w:w="3237" w:type="dxa"/>
+            <w:tcW w:w="2889" w:type="dxa"/>
             <w:gridSpan w:val="2"/>
             <w:vAlign w:val="center"/>
           </w:tcPr>
@@ -2843,7 +2939,7 @@
         </w:tc>
         <w:tc>
           <w:tcPr>
-            <w:tcW w:w="1520" w:type="dxa"/>
+            <w:tcW w:w="1868" w:type="dxa"/>
             <w:gridSpan w:val="2"/>
             <w:vAlign w:val="center"/>
           </w:tcPr>
@@ -2861,6 +2957,12 @@
               </w:rPr>
               <w:t>SRICA_</w:t>
             </w:r>
+            <w:r>
+              <w:rPr>
+                <w:rFonts w:ascii="Arial" w:hAnsi="Arial" w:cs="Arial"/>
+              </w:rPr>
+              <w:t>030_000</w:t>
+            </w:r>
           </w:p>
         </w:tc>
         <w:tc>
@@ -2892,7 +2994,7 @@
         </w:tc>
         <w:tc>
           <w:tcPr>
-            <w:tcW w:w="3237" w:type="dxa"/>
+            <w:tcW w:w="2889" w:type="dxa"/>
             <w:gridSpan w:val="2"/>
             <w:vAlign w:val="center"/>
           </w:tcPr>
@@ -2932,7 +3034,7 @@
         </w:tc>
         <w:tc>
           <w:tcPr>
-            <w:tcW w:w="1520" w:type="dxa"/>
+            <w:tcW w:w="1868" w:type="dxa"/>
             <w:gridSpan w:val="2"/>
             <w:vAlign w:val="center"/>
           </w:tcPr>
@@ -2950,6 +3052,12 @@
               </w:rPr>
               <w:t>SRICA_</w:t>
             </w:r>
+            <w:r>
+              <w:rPr>
+                <w:rFonts w:ascii="Arial" w:hAnsi="Arial" w:cs="Arial"/>
+              </w:rPr>
+              <w:t>031_000</w:t>
+            </w:r>
           </w:p>
         </w:tc>
         <w:tc>
@@ -2981,7 +3089,7 @@
         </w:tc>
         <w:tc>
           <w:tcPr>
-            <w:tcW w:w="3237" w:type="dxa"/>
+            <w:tcW w:w="2889" w:type="dxa"/>
             <w:gridSpan w:val="2"/>
             <w:vAlign w:val="center"/>
           </w:tcPr>
@@ -3021,7 +3129,7 @@
         </w:tc>
         <w:tc>
           <w:tcPr>
-            <w:tcW w:w="1520" w:type="dxa"/>
+            <w:tcW w:w="1868" w:type="dxa"/>
             <w:gridSpan w:val="2"/>
             <w:vAlign w:val="center"/>
           </w:tcPr>
@@ -3039,6 +3147,12 @@
               </w:rPr>
               <w:t>SRICA_</w:t>
             </w:r>
+            <w:r>
+              <w:rPr>
+                <w:rFonts w:ascii="Arial" w:hAnsi="Arial" w:cs="Arial"/>
+              </w:rPr>
+              <w:t>032_000</w:t>
+            </w:r>
           </w:p>
         </w:tc>
         <w:tc>
@@ -3076,7 +3190,7 @@
         </w:tc>
         <w:tc>
           <w:tcPr>
-            <w:tcW w:w="3237" w:type="dxa"/>
+            <w:tcW w:w="2889" w:type="dxa"/>
             <w:gridSpan w:val="2"/>
             <w:vAlign w:val="center"/>
           </w:tcPr>
@@ -3116,7 +3230,7 @@
         </w:tc>
         <w:tc>
           <w:tcPr>
-            <w:tcW w:w="1520" w:type="dxa"/>
+            <w:tcW w:w="1868" w:type="dxa"/>
             <w:gridSpan w:val="2"/>
             <w:vAlign w:val="center"/>
           </w:tcPr>
@@ -3134,6 +3248,12 @@
               </w:rPr>
               <w:t>SRICA_</w:t>
             </w:r>
+            <w:r>
+              <w:rPr>
+                <w:rFonts w:ascii="Arial" w:hAnsi="Arial" w:cs="Arial"/>
+              </w:rPr>
+              <w:t>033_000</w:t>
+            </w:r>
           </w:p>
         </w:tc>
         <w:tc>
@@ -3171,7 +3291,7 @@
         </w:tc>
         <w:tc>
           <w:tcPr>
-            <w:tcW w:w="3237" w:type="dxa"/>
+            <w:tcW w:w="2889" w:type="dxa"/>
             <w:gridSpan w:val="2"/>
             <w:vAlign w:val="center"/>
           </w:tcPr>
@@ -3211,7 +3331,7 @@
         </w:tc>
         <w:tc>
           <w:tcPr>
-            <w:tcW w:w="1520" w:type="dxa"/>
+            <w:tcW w:w="1868" w:type="dxa"/>
             <w:gridSpan w:val="2"/>
             <w:vAlign w:val="center"/>
           </w:tcPr>
@@ -3229,6 +3349,12 @@
               </w:rPr>
               <w:t>SRICA_</w:t>
             </w:r>
+            <w:r>
+              <w:rPr>
+                <w:rFonts w:ascii="Arial" w:hAnsi="Arial" w:cs="Arial"/>
+              </w:rPr>
+              <w:t>034_000</w:t>
+            </w:r>
           </w:p>
         </w:tc>
         <w:tc>
@@ -3266,7 +3392,7 @@
         </w:tc>
         <w:tc>
           <w:tcPr>
-            <w:tcW w:w="3237" w:type="dxa"/>
+            <w:tcW w:w="2889" w:type="dxa"/>
             <w:gridSpan w:val="2"/>
             <w:vAlign w:val="center"/>
           </w:tcPr>
@@ -3306,7 +3432,7 @@
         </w:tc>
         <w:tc>
           <w:tcPr>
-            <w:tcW w:w="1520" w:type="dxa"/>
+            <w:tcW w:w="1868" w:type="dxa"/>
             <w:gridSpan w:val="2"/>
             <w:vAlign w:val="center"/>
           </w:tcPr>
@@ -3324,6 +3450,12 @@
               </w:rPr>
               <w:t>SRICA_</w:t>
             </w:r>
+            <w:r>
+              <w:rPr>
+                <w:rFonts w:ascii="Arial" w:hAnsi="Arial" w:cs="Arial"/>
+              </w:rPr>
+              <w:t>035_000</w:t>
+            </w:r>
           </w:p>
         </w:tc>
         <w:tc>
@@ -3361,7 +3493,7 @@
         </w:tc>
         <w:tc>
           <w:tcPr>
-            <w:tcW w:w="3237" w:type="dxa"/>
+            <w:tcW w:w="2889" w:type="dxa"/>
             <w:gridSpan w:val="2"/>
             <w:vAlign w:val="center"/>
           </w:tcPr>
@@ -3407,7 +3539,7 @@
         </w:tc>
         <w:tc>
           <w:tcPr>
-            <w:tcW w:w="1520" w:type="dxa"/>
+            <w:tcW w:w="1868" w:type="dxa"/>
             <w:gridSpan w:val="2"/>
             <w:vAlign w:val="center"/>
           </w:tcPr>
@@ -3425,6 +3557,12 @@
               </w:rPr>
               <w:t>SRICA_</w:t>
             </w:r>
+            <w:r>
+              <w:rPr>
+                <w:rFonts w:ascii="Arial" w:hAnsi="Arial" w:cs="Arial"/>
+              </w:rPr>
+              <w:t>036_000</w:t>
+            </w:r>
           </w:p>
         </w:tc>
         <w:tc>
@@ -3450,7 +3588,7 @@
         </w:tc>
         <w:tc>
           <w:tcPr>
-            <w:tcW w:w="3237" w:type="dxa"/>
+            <w:tcW w:w="2889" w:type="dxa"/>
             <w:gridSpan w:val="2"/>
             <w:vAlign w:val="center"/>
           </w:tcPr>
@@ -3490,7 +3628,7 @@
         </w:tc>
         <w:tc>
           <w:tcPr>
-            <w:tcW w:w="1520" w:type="dxa"/>
+            <w:tcW w:w="1868" w:type="dxa"/>
             <w:gridSpan w:val="2"/>
             <w:vAlign w:val="center"/>
           </w:tcPr>
@@ -3508,6 +3646,12 @@
               </w:rPr>
               <w:t>SRICA_</w:t>
             </w:r>
+            <w:r>
+              <w:rPr>
+                <w:rFonts w:ascii="Arial" w:hAnsi="Arial" w:cs="Arial"/>
+              </w:rPr>
+              <w:t>037_000</w:t>
+            </w:r>
           </w:p>
         </w:tc>
         <w:tc>
@@ -3539,7 +3683,7 @@
         </w:tc>
         <w:tc>
           <w:tcPr>
-            <w:tcW w:w="3237" w:type="dxa"/>
+            <w:tcW w:w="2889" w:type="dxa"/>
             <w:gridSpan w:val="2"/>
             <w:vAlign w:val="center"/>
           </w:tcPr>
@@ -3579,7 +3723,7 @@
         </w:tc>
         <w:tc>
           <w:tcPr>
-            <w:tcW w:w="1520" w:type="dxa"/>
+            <w:tcW w:w="1868" w:type="dxa"/>
             <w:gridSpan w:val="2"/>
             <w:vAlign w:val="center"/>
           </w:tcPr>
@@ -3597,6 +3741,12 @@
               </w:rPr>
               <w:t>SRICA_</w:t>
             </w:r>
+            <w:r>
+              <w:rPr>
+                <w:rFonts w:ascii="Arial" w:hAnsi="Arial" w:cs="Arial"/>
+              </w:rPr>
+              <w:t>038_000</w:t>
+            </w:r>
           </w:p>
         </w:tc>
         <w:tc>
@@ -3628,7 +3778,7 @@
         </w:tc>
         <w:tc>
           <w:tcPr>
-            <w:tcW w:w="3237" w:type="dxa"/>
+            <w:tcW w:w="2889" w:type="dxa"/>
             <w:gridSpan w:val="2"/>
             <w:vAlign w:val="center"/>
           </w:tcPr>
@@ -3668,7 +3818,7 @@
         </w:tc>
         <w:tc>
           <w:tcPr>
-            <w:tcW w:w="1520" w:type="dxa"/>
+            <w:tcW w:w="1868" w:type="dxa"/>
             <w:gridSpan w:val="2"/>
             <w:vAlign w:val="center"/>
           </w:tcPr>
@@ -3686,6 +3836,12 @@
               </w:rPr>
               <w:t>SRICA_</w:t>
             </w:r>
+            <w:r>
+              <w:rPr>
+                <w:rFonts w:ascii="Arial" w:hAnsi="Arial" w:cs="Arial"/>
+              </w:rPr>
+              <w:t>039_000</w:t>
+            </w:r>
           </w:p>
         </w:tc>
         <w:tc>
@@ -3723,7 +3879,7 @@
         </w:tc>
         <w:tc>
           <w:tcPr>
-            <w:tcW w:w="3237" w:type="dxa"/>
+            <w:tcW w:w="2889" w:type="dxa"/>
             <w:gridSpan w:val="2"/>
             <w:vAlign w:val="center"/>
           </w:tcPr>
@@ -3763,7 +3919,7 @@
         </w:tc>
         <w:tc>
           <w:tcPr>
-            <w:tcW w:w="1520" w:type="dxa"/>
+            <w:tcW w:w="1868" w:type="dxa"/>
             <w:gridSpan w:val="2"/>
             <w:vAlign w:val="center"/>
           </w:tcPr>
@@ -3781,6 +3937,12 @@
               </w:rPr>
               <w:t>SRICA_</w:t>
             </w:r>
+            <w:r>
+              <w:rPr>
+                <w:rFonts w:ascii="Arial" w:hAnsi="Arial" w:cs="Arial"/>
+              </w:rPr>
+              <w:t>040_000</w:t>
+            </w:r>
           </w:p>
         </w:tc>
         <w:tc>
@@ -3824,7 +3986,7 @@
         </w:tc>
         <w:tc>
           <w:tcPr>
-            <w:tcW w:w="3237" w:type="dxa"/>
+            <w:tcW w:w="2889" w:type="dxa"/>
             <w:gridSpan w:val="2"/>
             <w:vAlign w:val="center"/>
           </w:tcPr>
@@ -3864,7 +4026,7 @@
         </w:tc>
         <w:tc>
           <w:tcPr>
-            <w:tcW w:w="1520" w:type="dxa"/>
+            <w:tcW w:w="1868" w:type="dxa"/>
             <w:gridSpan w:val="2"/>
             <w:vAlign w:val="center"/>
           </w:tcPr>
@@ -3882,6 +4044,24 @@
               </w:rPr>
               <w:t>SRICA_</w:t>
             </w:r>
+            <w:r>
+              <w:rPr>
+                <w:rFonts w:ascii="Arial" w:hAnsi="Arial" w:cs="Arial"/>
+              </w:rPr>
+              <w:t>04</w:t>
+            </w:r>
+            <w:r>
+              <w:rPr>
+                <w:rFonts w:ascii="Arial" w:hAnsi="Arial" w:cs="Arial"/>
+              </w:rPr>
+              <w:t>1</w:t>
+            </w:r>
+            <w:r>
+              <w:rPr>
+                <w:rFonts w:ascii="Arial" w:hAnsi="Arial" w:cs="Arial"/>
+              </w:rPr>
+              <w:t>_000</w:t>
+            </w:r>
           </w:p>
         </w:tc>
         <w:tc>
@@ -3919,13 +4099,13 @@
               <w:rPr>
                 <w:rFonts w:ascii="Arial" w:hAnsi="Arial" w:cs="Arial"/>
               </w:rPr>
-              <w:t>3</w:t>
-            </w:r>
-          </w:p>
-        </w:tc>
-        <w:tc>
-          <w:tcPr>
-            <w:tcW w:w="3237" w:type="dxa"/>
+              <w:t>5</w:t>
+            </w:r>
+          </w:p>
+        </w:tc>
+        <w:tc>
+          <w:tcPr>
+            <w:tcW w:w="2889" w:type="dxa"/>
             <w:gridSpan w:val="2"/>
             <w:vAlign w:val="center"/>
           </w:tcPr>
@@ -3941,7 +4121,7 @@
               <w:rPr>
                 <w:rFonts w:ascii="Arial" w:hAnsi="Arial" w:cs="Arial"/>
               </w:rPr>
-              <w:t>Pruebas de integración</w:t>
+              <w:t>Pruebas de despliegue</w:t>
             </w:r>
           </w:p>
         </w:tc>
@@ -3950,22 +4130,28 @@
         <w:tc>
           <w:tcPr>
             <w:tcW w:w="1500" w:type="dxa"/>
-            <w:vMerge/>
-            <w:vAlign w:val="center"/>
-          </w:tcPr>
-          <w:p>
-            <w:pPr>
-              <w:spacing w:after="240" w:line="360" w:lineRule="auto"/>
-              <w:jc w:val="center"/>
-              <w:rPr>
-                <w:rFonts w:ascii="Arial" w:hAnsi="Arial" w:cs="Arial"/>
-              </w:rPr>
-            </w:pPr>
-          </w:p>
-        </w:tc>
-        <w:tc>
-          <w:tcPr>
-            <w:tcW w:w="1520" w:type="dxa"/>
+            <w:vMerge w:val="restart"/>
+            <w:vAlign w:val="center"/>
+          </w:tcPr>
+          <w:p>
+            <w:pPr>
+              <w:spacing w:after="240" w:line="360" w:lineRule="auto"/>
+              <w:jc w:val="center"/>
+              <w:rPr>
+                <w:rFonts w:ascii="Arial" w:hAnsi="Arial" w:cs="Arial"/>
+              </w:rPr>
+            </w:pPr>
+            <w:r>
+              <w:rPr>
+                <w:rFonts w:ascii="Arial" w:hAnsi="Arial" w:cs="Arial"/>
+              </w:rPr>
+              <w:t>1.4 Transición (Cierre)</w:t>
+            </w:r>
+          </w:p>
+        </w:tc>
+        <w:tc>
+          <w:tcPr>
+            <w:tcW w:w="1868" w:type="dxa"/>
             <w:gridSpan w:val="2"/>
             <w:vAlign w:val="center"/>
           </w:tcPr>
@@ -3983,6 +4169,12 @@
               </w:rPr>
               <w:t>SRICA_</w:t>
             </w:r>
+            <w:r>
+              <w:rPr>
+                <w:rFonts w:ascii="Arial" w:hAnsi="Arial" w:cs="Arial"/>
+              </w:rPr>
+              <w:t>043_000</w:t>
+            </w:r>
           </w:p>
         </w:tc>
         <w:tc>
@@ -4002,31 +4194,13 @@
               <w:rPr>
                 <w:rFonts w:ascii="Arial" w:hAnsi="Arial" w:cs="Arial"/>
               </w:rPr>
-              <w:t>1.3.</w:t>
-            </w:r>
-            <w:r>
-              <w:rPr>
-                <w:rFonts w:ascii="Arial" w:hAnsi="Arial" w:cs="Arial"/>
-              </w:rPr>
-              <w:t>4</w:t>
-            </w:r>
-            <w:r>
-              <w:rPr>
-                <w:rFonts w:ascii="Arial" w:hAnsi="Arial" w:cs="Arial"/>
-              </w:rPr>
-              <w:t>.</w:t>
-            </w:r>
-            <w:r>
-              <w:rPr>
-                <w:rFonts w:ascii="Arial" w:hAnsi="Arial" w:cs="Arial"/>
-              </w:rPr>
-              <w:t>4</w:t>
-            </w:r>
-          </w:p>
-        </w:tc>
-        <w:tc>
-          <w:tcPr>
-            <w:tcW w:w="3237" w:type="dxa"/>
+              <w:t>1.4.1</w:t>
+            </w:r>
+          </w:p>
+        </w:tc>
+        <w:tc>
+          <w:tcPr>
+            <w:tcW w:w="2889" w:type="dxa"/>
             <w:gridSpan w:val="2"/>
             <w:vAlign w:val="center"/>
           </w:tcPr>
@@ -4042,7 +4216,7 @@
               <w:rPr>
                 <w:rFonts w:ascii="Arial" w:hAnsi="Arial" w:cs="Arial"/>
               </w:rPr>
-              <w:t>Pruebas del sistema</w:t>
+              <w:t>Manual técnico</w:t>
             </w:r>
           </w:p>
         </w:tc>
@@ -4066,7 +4240,7 @@
         </w:tc>
         <w:tc>
           <w:tcPr>
-            <w:tcW w:w="1520" w:type="dxa"/>
+            <w:tcW w:w="1868" w:type="dxa"/>
             <w:gridSpan w:val="2"/>
             <w:vAlign w:val="center"/>
           </w:tcPr>
@@ -4084,6 +4258,12 @@
               </w:rPr>
               <w:t>SRICA_</w:t>
             </w:r>
+            <w:r>
+              <w:rPr>
+                <w:rFonts w:ascii="Arial" w:hAnsi="Arial" w:cs="Arial"/>
+              </w:rPr>
+              <w:t>044_000</w:t>
+            </w:r>
           </w:p>
         </w:tc>
         <w:tc>
@@ -4103,203 +4283,13 @@
               <w:rPr>
                 <w:rFonts w:ascii="Arial" w:hAnsi="Arial" w:cs="Arial"/>
               </w:rPr>
-              <w:t>1.3.</w:t>
-            </w:r>
-            <w:r>
-              <w:rPr>
-                <w:rFonts w:ascii="Arial" w:hAnsi="Arial" w:cs="Arial"/>
-              </w:rPr>
-              <w:t>4</w:t>
-            </w:r>
-            <w:r>
-              <w:rPr>
-                <w:rFonts w:ascii="Arial" w:hAnsi="Arial" w:cs="Arial"/>
-              </w:rPr>
-              <w:t>.</w:t>
-            </w:r>
-            <w:r>
-              <w:rPr>
-                <w:rFonts w:ascii="Arial" w:hAnsi="Arial" w:cs="Arial"/>
-              </w:rPr>
-              <w:t>5</w:t>
-            </w:r>
-          </w:p>
-        </w:tc>
-        <w:tc>
-          <w:tcPr>
-            <w:tcW w:w="3237" w:type="dxa"/>
-            <w:gridSpan w:val="2"/>
-            <w:vAlign w:val="center"/>
-          </w:tcPr>
-          <w:p>
-            <w:pPr>
-              <w:spacing w:after="240" w:line="360" w:lineRule="auto"/>
-              <w:jc w:val="both"/>
-              <w:rPr>
-                <w:rFonts w:ascii="Arial" w:hAnsi="Arial" w:cs="Arial"/>
-              </w:rPr>
-            </w:pPr>
-            <w:r>
-              <w:rPr>
-                <w:rFonts w:ascii="Arial" w:hAnsi="Arial" w:cs="Arial"/>
-              </w:rPr>
-              <w:t>Pruebas de despliegue</w:t>
-            </w:r>
-          </w:p>
-        </w:tc>
-      </w:tr>
-      <w:tr>
-        <w:tc>
-          <w:tcPr>
-            <w:tcW w:w="1500" w:type="dxa"/>
-            <w:vMerge w:val="restart"/>
-            <w:vAlign w:val="center"/>
-          </w:tcPr>
-          <w:p>
-            <w:pPr>
-              <w:spacing w:after="240" w:line="360" w:lineRule="auto"/>
-              <w:jc w:val="center"/>
-              <w:rPr>
-                <w:rFonts w:ascii="Arial" w:hAnsi="Arial" w:cs="Arial"/>
-              </w:rPr>
-            </w:pPr>
-            <w:r>
-              <w:rPr>
-                <w:rFonts w:ascii="Arial" w:hAnsi="Arial" w:cs="Arial"/>
-              </w:rPr>
-              <w:t>1.4 Transición (Cierre)</w:t>
-            </w:r>
-          </w:p>
-        </w:tc>
-        <w:tc>
-          <w:tcPr>
-            <w:tcW w:w="1520" w:type="dxa"/>
-            <w:gridSpan w:val="2"/>
-            <w:vAlign w:val="center"/>
-          </w:tcPr>
-          <w:p>
-            <w:pPr>
-              <w:spacing w:after="240" w:line="360" w:lineRule="auto"/>
-              <w:jc w:val="center"/>
-              <w:rPr>
-                <w:rFonts w:ascii="Arial" w:hAnsi="Arial" w:cs="Arial"/>
-              </w:rPr>
-            </w:pPr>
-            <w:r>
-              <w:rPr>
-                <w:rFonts w:ascii="Arial" w:hAnsi="Arial" w:cs="Arial"/>
-              </w:rPr>
-              <w:t>SRICA_</w:t>
-            </w:r>
-          </w:p>
-        </w:tc>
-        <w:tc>
-          <w:tcPr>
-            <w:tcW w:w="1953" w:type="dxa"/>
-            <w:vAlign w:val="center"/>
-          </w:tcPr>
-          <w:p>
-            <w:pPr>
-              <w:spacing w:after="240" w:line="360" w:lineRule="auto"/>
-              <w:jc w:val="center"/>
-              <w:rPr>
-                <w:rFonts w:ascii="Arial" w:hAnsi="Arial" w:cs="Arial"/>
-              </w:rPr>
-            </w:pPr>
-            <w:r>
-              <w:rPr>
-                <w:rFonts w:ascii="Arial" w:hAnsi="Arial" w:cs="Arial"/>
-              </w:rPr>
-              <w:t>1.4.1</w:t>
-            </w:r>
-          </w:p>
-        </w:tc>
-        <w:tc>
-          <w:tcPr>
-            <w:tcW w:w="3237" w:type="dxa"/>
-            <w:gridSpan w:val="2"/>
-            <w:vAlign w:val="center"/>
-          </w:tcPr>
-          <w:p>
-            <w:pPr>
-              <w:spacing w:after="240" w:line="360" w:lineRule="auto"/>
-              <w:jc w:val="both"/>
-              <w:rPr>
-                <w:rFonts w:ascii="Arial" w:hAnsi="Arial" w:cs="Arial"/>
-              </w:rPr>
-            </w:pPr>
-            <w:r>
-              <w:rPr>
-                <w:rFonts w:ascii="Arial" w:hAnsi="Arial" w:cs="Arial"/>
-              </w:rPr>
-              <w:t>Manual técnico</w:t>
-            </w:r>
-          </w:p>
-        </w:tc>
-      </w:tr>
-      <w:tr>
-        <w:tc>
-          <w:tcPr>
-            <w:tcW w:w="1500" w:type="dxa"/>
-            <w:vMerge/>
-            <w:vAlign w:val="center"/>
-          </w:tcPr>
-          <w:p>
-            <w:pPr>
-              <w:spacing w:after="240" w:line="360" w:lineRule="auto"/>
-              <w:jc w:val="center"/>
-              <w:rPr>
-                <w:rFonts w:ascii="Arial" w:hAnsi="Arial" w:cs="Arial"/>
-              </w:rPr>
-            </w:pPr>
-          </w:p>
-        </w:tc>
-        <w:tc>
-          <w:tcPr>
-            <w:tcW w:w="1520" w:type="dxa"/>
-            <w:gridSpan w:val="2"/>
-            <w:vAlign w:val="center"/>
-          </w:tcPr>
-          <w:p>
-            <w:pPr>
-              <w:spacing w:after="240" w:line="360" w:lineRule="auto"/>
-              <w:jc w:val="center"/>
-              <w:rPr>
-                <w:rFonts w:ascii="Arial" w:hAnsi="Arial" w:cs="Arial"/>
-              </w:rPr>
-            </w:pPr>
-            <w:r>
-              <w:rPr>
-                <w:rFonts w:ascii="Arial" w:hAnsi="Arial" w:cs="Arial"/>
-              </w:rPr>
-              <w:t>SRICA_</w:t>
-            </w:r>
-          </w:p>
-        </w:tc>
-        <w:tc>
-          <w:tcPr>
-            <w:tcW w:w="1953" w:type="dxa"/>
-            <w:vAlign w:val="center"/>
-          </w:tcPr>
-          <w:p>
-            <w:pPr>
-              <w:spacing w:after="240" w:line="360" w:lineRule="auto"/>
-              <w:jc w:val="center"/>
-              <w:rPr>
-                <w:rFonts w:ascii="Arial" w:hAnsi="Arial" w:cs="Arial"/>
-              </w:rPr>
-            </w:pPr>
-            <w:r>
-              <w:rPr>
-                <w:rFonts w:ascii="Arial" w:hAnsi="Arial" w:cs="Arial"/>
-              </w:rPr>
               <w:t>1.4.2</w:t>
             </w:r>
           </w:p>
         </w:tc>
         <w:tc>
           <w:tcPr>
-            <w:tcW w:w="3237" w:type="dxa"/>
+            <w:tcW w:w="2889" w:type="dxa"/>
             <w:gridSpan w:val="2"/>
             <w:vAlign w:val="center"/>
           </w:tcPr>
@@ -4386,6 +4376,12 @@
               <w:rPr>
                 <w:rFonts w:ascii="Arial" w:hAnsi="Arial" w:cs="Arial"/>
               </w:rPr>
+              <w:t>39_000</w:t>
+            </w:r>
+            <w:r>
+              <w:rPr>
+                <w:rFonts w:ascii="Arial" w:hAnsi="Arial" w:cs="Arial"/>
+              </w:rPr>
               <w:t>.</w:t>
             </w:r>
           </w:p>
@@ -4440,6 +4436,12 @@
                 <w:rFonts w:ascii="Arial" w:hAnsi="Arial" w:cs="Arial"/>
               </w:rPr>
               <w:t>La programación (cronograma) se encuentra en: SRICA_0</w:t>
+            </w:r>
+            <w:r>
+              <w:rPr>
+                <w:rFonts w:ascii="Arial" w:hAnsi="Arial" w:cs="Arial"/>
+              </w:rPr>
+              <w:t>08_000.</w:t>
             </w:r>
           </w:p>
         </w:tc>
@@ -4464,7 +4466,7 @@
 </file>
 
 <file path=word/endnotes.xml><?xml version="1.0" encoding="utf-8"?>
-<w:endnotes xmlns:wpc="http://schemas.microsoft.com/office/word/2010/wordprocessingCanvas" xmlns:cx="http://schemas.microsoft.com/office/drawing/2014/chartex" xmlns:cx1="http://schemas.microsoft.com/office/drawing/2015/9/8/chartex" xmlns:cx2="http://schemas.microsoft.com/office/drawing/2015/10/21/chartex" xmlns:cx3="http://schemas.microsoft.com/office/drawing/2016/5/9/chartex" xmlns:cx4="http://schemas.microsoft.com/office/drawing/2016/5/10/chartex" xmlns:cx5="http://schemas.microsoft.com/office/drawing/2016/5/11/chartex" xmlns:cx6="http://schemas.microsoft.com/office/drawing/2016/5/12/chartex" xmlns:cx7="http://schemas.microsoft.com/office/drawing/2016/5/13/chartex" xmlns:cx8="http://schemas.microsoft.com/office/drawing/2016/5/14/chartex" xmlns:mc="http://schemas.openxmlformats.org/markup-compatibility/2006" xmlns:aink="http://schemas.microsoft.com/office/drawing/2016/ink" xmlns:am3d="http://schemas.microsoft.com/office/drawing/2017/model3d" xmlns:o="urn:schemas-microsoft-com:office:office" xmlns:r="http://schemas.openxmlformats.org/officeDocument/2006/relationships" xmlns:m="http://schemas.openxmlformats.org/officeDocument/2006/math" xmlns:v="urn:schemas-microsoft-com:vml" xmlns:wp14="http://schemas.microsoft.com/office/word/2010/wordprocessingDrawing" xmlns:wp="http://schemas.openxmlformats.org/drawingml/2006/wordprocessingDrawing" xmlns:w10="urn:schemas-microsoft-com:office:word" xmlns:w="http://schemas.openxmlformats.org/wordprocessingml/2006/main" xmlns:w14="http://schemas.microsoft.com/office/word/2010/wordml" xmlns:w15="http://schemas.microsoft.com/office/word/2012/wordml" xmlns:w16cex="http://schemas.microsoft.com/office/word/2018/wordml/cex" xmlns:w16cid="http://schemas.microsoft.com/office/word/2016/wordml/cid" xmlns:w16="http://schemas.microsoft.com/office/word/2018/wordml" xmlns:w16se="http://schemas.microsoft.com/office/word/2015/wordml/symex" xmlns:wpg="http://schemas.microsoft.com/office/word/2010/wordprocessingGroup" xmlns:wpi="http://schemas.microsoft.com/office/word/2010/wordprocessingInk" xmlns:wne="http://schemas.microsoft.com/office/word/2006/wordml" xmlns:wps="http://schemas.microsoft.com/office/word/2010/wordprocessingShape" mc:Ignorable="w14 w15 w16se w16cid w16 w16cex wp14">
+<w:endnotes xmlns:wpc="http://schemas.microsoft.com/office/word/2010/wordprocessingCanvas" xmlns:cx="http://schemas.microsoft.com/office/drawing/2014/chartex" xmlns:cx1="http://schemas.microsoft.com/office/drawing/2015/9/8/chartex" xmlns:cx2="http://schemas.microsoft.com/office/drawing/2015/10/21/chartex" xmlns:cx3="http://schemas.microsoft.com/office/drawing/2016/5/9/chartex" xmlns:cx4="http://schemas.microsoft.com/office/drawing/2016/5/10/chartex" xmlns:cx5="http://schemas.microsoft.com/office/drawing/2016/5/11/chartex" xmlns:cx6="http://schemas.microsoft.com/office/drawing/2016/5/12/chartex" xmlns:cx7="http://schemas.microsoft.com/office/drawing/2016/5/13/chartex" xmlns:cx8="http://schemas.microsoft.com/office/drawing/2016/5/14/chartex" xmlns:mc="http://schemas.openxmlformats.org/markup-compatibility/2006" xmlns:aink="http://schemas.microsoft.com/office/drawing/2016/ink" xmlns:am3d="http://schemas.microsoft.com/office/drawing/2017/model3d" xmlns:o="urn:schemas-microsoft-com:office:office" xmlns:r="http://schemas.openxmlformats.org/officeDocument/2006/relationships" xmlns:m="http://schemas.openxmlformats.org/officeDocument/2006/math" xmlns:v="urn:schemas-microsoft-com:vml" xmlns:wp14="http://schemas.microsoft.com/office/word/2010/wordprocessingDrawing" xmlns:wp="http://schemas.openxmlformats.org/drawingml/2006/wordprocessingDrawing" xmlns:w10="urn:schemas-microsoft-com:office:word" xmlns:w="http://schemas.openxmlformats.org/wordprocessingml/2006/main" xmlns:w14="http://schemas.microsoft.com/office/word/2010/wordml" xmlns:w15="http://schemas.microsoft.com/office/word/2012/wordml" xmlns:w16cex="http://schemas.microsoft.com/office/word/2018/wordml/cex" xmlns:w16cid="http://schemas.microsoft.com/office/word/2016/wordml/cid" xmlns:w16="http://schemas.microsoft.com/office/word/2018/wordml" xmlns:w16sdtdh="http://schemas.microsoft.com/office/word/2020/wordml/sdtdatahash" xmlns:w16se="http://schemas.microsoft.com/office/word/2015/wordml/symex" xmlns:wpg="http://schemas.microsoft.com/office/word/2010/wordprocessingGroup" xmlns:wpi="http://schemas.microsoft.com/office/word/2010/wordprocessingInk" xmlns:wne="http://schemas.microsoft.com/office/word/2006/wordml" xmlns:wps="http://schemas.microsoft.com/office/word/2010/wordprocessingShape" mc:Ignorable="w14 w15 w16se w16cid w16 w16cex w16sdtdh wp14">
   <w:endnote w:type="separator" w:id="-1">
     <w:p>
       <w:pPr>
@@ -4489,7 +4491,7 @@
 </file>
 
 <file path=word/footnotes.xml><?xml version="1.0" encoding="utf-8"?>
-<w:footnotes xmlns:wpc="http://schemas.microsoft.com/office/word/2010/wordprocessingCanvas" xmlns:cx="http://schemas.microsoft.com/office/drawing/2014/chartex" xmlns:cx1="http://schemas.microsoft.com/office/drawing/2015/9/8/chartex" xmlns:cx2="http://schemas.microsoft.com/office/drawing/2015/10/21/chartex" xmlns:cx3="http://schemas.microsoft.com/office/drawing/2016/5/9/chartex" xmlns:cx4="http://schemas.microsoft.com/office/drawing/2016/5/10/chartex" xmlns:cx5="http://schemas.microsoft.com/office/drawing/2016/5/11/chartex" xmlns:cx6="http://schemas.microsoft.com/office/drawing/2016/5/12/chartex" xmlns:cx7="http://schemas.microsoft.com/office/drawing/2016/5/13/chartex" xmlns:cx8="http://schemas.microsoft.com/office/drawing/2016/5/14/chartex" xmlns:mc="http://schemas.openxmlformats.org/markup-compatibility/2006" xmlns:aink="http://schemas.microsoft.com/office/drawing/2016/ink" xmlns:am3d="http://schemas.microsoft.com/office/drawing/2017/model3d" xmlns:o="urn:schemas-microsoft-com:office:office" xmlns:r="http://schemas.openxmlformats.org/officeDocument/2006/relationships" xmlns:m="http://schemas.openxmlformats.org/officeDocument/2006/math" xmlns:v="urn:schemas-microsoft-com:vml" xmlns:wp14="http://schemas.microsoft.com/office/word/2010/wordprocessingDrawing" xmlns:wp="http://schemas.openxmlformats.org/drawingml/2006/wordprocessingDrawing" xmlns:w10="urn:schemas-microsoft-com:office:word" xmlns:w="http://schemas.openxmlformats.org/wordprocessingml/2006/main" xmlns:w14="http://schemas.microsoft.com/office/word/2010/wordml" xmlns:w15="http://schemas.microsoft.com/office/word/2012/wordml" xmlns:w16cex="http://schemas.microsoft.com/office/word/2018/wordml/cex" xmlns:w16cid="http://schemas.microsoft.com/office/word/2016/wordml/cid" xmlns:w16="http://schemas.microsoft.com/office/word/2018/wordml" xmlns:w16se="http://schemas.microsoft.com/office/word/2015/wordml/symex" xmlns:wpg="http://schemas.microsoft.com/office/word/2010/wordprocessingGroup" xmlns:wpi="http://schemas.microsoft.com/office/word/2010/wordprocessingInk" xmlns:wne="http://schemas.microsoft.com/office/word/2006/wordml" xmlns:wps="http://schemas.microsoft.com/office/word/2010/wordprocessingShape" mc:Ignorable="w14 w15 w16se w16cid w16 w16cex wp14">
+<w:footnotes xmlns:wpc="http://schemas.microsoft.com/office/word/2010/wordprocessingCanvas" xmlns:cx="http://schemas.microsoft.com/office/drawing/2014/chartex" xmlns:cx1="http://schemas.microsoft.com/office/drawing/2015/9/8/chartex" xmlns:cx2="http://schemas.microsoft.com/office/drawing/2015/10/21/chartex" xmlns:cx3="http://schemas.microsoft.com/office/drawing/2016/5/9/chartex" xmlns:cx4="http://schemas.microsoft.com/office/drawing/2016/5/10/chartex" xmlns:cx5="http://schemas.microsoft.com/office/drawing/2016/5/11/chartex" xmlns:cx6="http://schemas.microsoft.com/office/drawing/2016/5/12/chartex" xmlns:cx7="http://schemas.microsoft.com/office/drawing/2016/5/13/chartex" xmlns:cx8="http://schemas.microsoft.com/office/drawing/2016/5/14/chartex" xmlns:mc="http://schemas.openxmlformats.org/markup-compatibility/2006" xmlns:aink="http://schemas.microsoft.com/office/drawing/2016/ink" xmlns:am3d="http://schemas.microsoft.com/office/drawing/2017/model3d" xmlns:o="urn:schemas-microsoft-com:office:office" xmlns:r="http://schemas.openxmlformats.org/officeDocument/2006/relationships" xmlns:m="http://schemas.openxmlformats.org/officeDocument/2006/math" xmlns:v="urn:schemas-microsoft-com:vml" xmlns:wp14="http://schemas.microsoft.com/office/word/2010/wordprocessingDrawing" xmlns:wp="http://schemas.openxmlformats.org/drawingml/2006/wordprocessingDrawing" xmlns:w10="urn:schemas-microsoft-com:office:word" xmlns:w="http://schemas.openxmlformats.org/wordprocessingml/2006/main" xmlns:w14="http://schemas.microsoft.com/office/word/2010/wordml" xmlns:w15="http://schemas.microsoft.com/office/word/2012/wordml" xmlns:w16cex="http://schemas.microsoft.com/office/word/2018/wordml/cex" xmlns:w16cid="http://schemas.microsoft.com/office/word/2016/wordml/cid" xmlns:w16="http://schemas.microsoft.com/office/word/2018/wordml" xmlns:w16sdtdh="http://schemas.microsoft.com/office/word/2020/wordml/sdtdatahash" xmlns:w16se="http://schemas.microsoft.com/office/word/2015/wordml/symex" xmlns:wpg="http://schemas.microsoft.com/office/word/2010/wordprocessingGroup" xmlns:wpi="http://schemas.microsoft.com/office/word/2010/wordprocessingInk" xmlns:wne="http://schemas.microsoft.com/office/word/2006/wordml" xmlns:wps="http://schemas.microsoft.com/office/word/2010/wordprocessingShape" mc:Ignorable="w14 w15 w16se w16cid w16 w16cex w16sdtdh wp14">
   <w:footnote w:type="separator" w:id="-1">
     <w:p>
       <w:pPr>
@@ -4514,7 +4516,7 @@
 </file>
 
 <file path=word/numbering.xml><?xml version="1.0" encoding="utf-8"?>
-<w:numbering xmlns:wpc="http://schemas.microsoft.com/office/word/2010/wordprocessingCanvas" xmlns:cx="http://schemas.microsoft.com/office/drawing/2014/chartex" xmlns:cx1="http://schemas.microsoft.com/office/drawing/2015/9/8/chartex" xmlns:cx2="http://schemas.microsoft.com/office/drawing/2015/10/21/chartex" xmlns:cx3="http://schemas.microsoft.com/office/drawing/2016/5/9/chartex" xmlns:cx4="http://schemas.microsoft.com/office/drawing/2016/5/10/chartex" xmlns:cx5="http://schemas.microsoft.com/office/drawing/2016/5/11/chartex" xmlns:cx6="http://schemas.microsoft.com/office/drawing/2016/5/12/chartex" xmlns:cx7="http://schemas.microsoft.com/office/drawing/2016/5/13/chartex" xmlns:cx8="http://schemas.microsoft.com/office/drawing/2016/5/14/chartex" xmlns:mc="http://schemas.openxmlformats.org/markup-compatibility/2006" xmlns:aink="http://schemas.microsoft.com/office/drawing/2016/ink" xmlns:am3d="http://schemas.microsoft.com/office/drawing/2017/model3d" xmlns:o="urn:schemas-microsoft-com:office:office" xmlns:r="http://schemas.openxmlformats.org/officeDocument/2006/relationships" xmlns:m="http://schemas.openxmlformats.org/officeDocument/2006/math" xmlns:v="urn:schemas-microsoft-com:vml" xmlns:wp14="http://schemas.microsoft.com/office/word/2010/wordprocessingDrawing" xmlns:wp="http://schemas.openxmlformats.org/drawingml/2006/wordprocessingDrawing" xmlns:w10="urn:schemas-microsoft-com:office:word" xmlns:w="http://schemas.openxmlformats.org/wordprocessingml/2006/main" xmlns:w14="http://schemas.microsoft.com/office/word/2010/wordml" xmlns:w15="http://schemas.microsoft.com/office/word/2012/wordml" xmlns:w16cex="http://schemas.microsoft.com/office/word/2018/wordml/cex" xmlns:w16cid="http://schemas.microsoft.com/office/word/2016/wordml/cid" xmlns:w16="http://schemas.microsoft.com/office/word/2018/wordml" xmlns:w16se="http://schemas.microsoft.com/office/word/2015/wordml/symex" xmlns:wpg="http://schemas.microsoft.com/office/word/2010/wordprocessingGroup" xmlns:wpi="http://schemas.microsoft.com/office/word/2010/wordprocessingInk" xmlns:wne="http://schemas.microsoft.com/office/word/2006/wordml" xmlns:wps="http://schemas.microsoft.com/office/word/2010/wordprocessingShape" mc:Ignorable="w14 w15 w16se w16cid w16 w16cex wp14">
+<w:numbering xmlns:wpc="http://schemas.microsoft.com/office/word/2010/wordprocessingCanvas" xmlns:cx="http://schemas.microsoft.com/office/drawing/2014/chartex" xmlns:cx1="http://schemas.microsoft.com/office/drawing/2015/9/8/chartex" xmlns:cx2="http://schemas.microsoft.com/office/drawing/2015/10/21/chartex" xmlns:cx3="http://schemas.microsoft.com/office/drawing/2016/5/9/chartex" xmlns:cx4="http://schemas.microsoft.com/office/drawing/2016/5/10/chartex" xmlns:cx5="http://schemas.microsoft.com/office/drawing/2016/5/11/chartex" xmlns:cx6="http://schemas.microsoft.com/office/drawing/2016/5/12/chartex" xmlns:cx7="http://schemas.microsoft.com/office/drawing/2016/5/13/chartex" xmlns:cx8="http://schemas.microsoft.com/office/drawing/2016/5/14/chartex" xmlns:mc="http://schemas.openxmlformats.org/markup-compatibility/2006" xmlns:aink="http://schemas.microsoft.com/office/drawing/2016/ink" xmlns:am3d="http://schemas.microsoft.com/office/drawing/2017/model3d" xmlns:o="urn:schemas-microsoft-com:office:office" xmlns:r="http://schemas.openxmlformats.org/officeDocument/2006/relationships" xmlns:m="http://schemas.openxmlformats.org/officeDocument/2006/math" xmlns:v="urn:schemas-microsoft-com:vml" xmlns:wp14="http://schemas.microsoft.com/office/word/2010/wordprocessingDrawing" xmlns:wp="http://schemas.openxmlformats.org/drawingml/2006/wordprocessingDrawing" xmlns:w10="urn:schemas-microsoft-com:office:word" xmlns:w="http://schemas.openxmlformats.org/wordprocessingml/2006/main" xmlns:w14="http://schemas.microsoft.com/office/word/2010/wordml" xmlns:w15="http://schemas.microsoft.com/office/word/2012/wordml" xmlns:w16cex="http://schemas.microsoft.com/office/word/2018/wordml/cex" xmlns:w16cid="http://schemas.microsoft.com/office/word/2016/wordml/cid" xmlns:w16="http://schemas.microsoft.com/office/word/2018/wordml" xmlns:w16sdtdh="http://schemas.microsoft.com/office/word/2020/wordml/sdtdatahash" xmlns:w16se="http://schemas.microsoft.com/office/word/2015/wordml/symex" xmlns:wpg="http://schemas.microsoft.com/office/word/2010/wordprocessingGroup" xmlns:wpi="http://schemas.microsoft.com/office/word/2010/wordprocessingInk" xmlns:wne="http://schemas.microsoft.com/office/word/2006/wordml" xmlns:wps="http://schemas.microsoft.com/office/word/2010/wordprocessingShape" mc:Ignorable="w14 w15 w16se w16cid w16 w16cex w16sdtdh wp14">
   <w:abstractNum w:abstractNumId="0" w15:restartNumberingAfterBreak="0">
     <w:nsid w:val="277F5AA8"/>
     <w:multiLevelType w:val="hybridMultilevel"/>
@@ -4895,7 +4897,7 @@
 </file>
 
 <file path=word/styles.xml><?xml version="1.0" encoding="utf-8"?>
-<w:styles xmlns:mc="http://schemas.openxmlformats.org/markup-compatibility/2006" xmlns:r="http://schemas.openxmlformats.org/officeDocument/2006/relationships" xmlns:w="http://schemas.openxmlformats.org/wordprocessingml/2006/main" xmlns:w14="http://schemas.microsoft.com/office/word/2010/wordml" xmlns:w15="http://schemas.microsoft.com/office/word/2012/wordml" xmlns:w16cex="http://schemas.microsoft.com/office/word/2018/wordml/cex" xmlns:w16cid="http://schemas.microsoft.com/office/word/2016/wordml/cid" xmlns:w16="http://schemas.microsoft.com/office/word/2018/wordml" xmlns:w16se="http://schemas.microsoft.com/office/word/2015/wordml/symex" mc:Ignorable="w14 w15 w16se w16cid w16 w16cex">
+<w:styles xmlns:mc="http://schemas.openxmlformats.org/markup-compatibility/2006" xmlns:r="http://schemas.openxmlformats.org/officeDocument/2006/relationships" xmlns:w="http://schemas.openxmlformats.org/wordprocessingml/2006/main" xmlns:w14="http://schemas.microsoft.com/office/word/2010/wordml" xmlns:w15="http://schemas.microsoft.com/office/word/2012/wordml" xmlns:w16cex="http://schemas.microsoft.com/office/word/2018/wordml/cex" xmlns:w16cid="http://schemas.microsoft.com/office/word/2016/wordml/cid" xmlns:w16="http://schemas.microsoft.com/office/word/2018/wordml" xmlns:w16sdtdh="http://schemas.microsoft.com/office/word/2020/wordml/sdtdatahash" xmlns:w16se="http://schemas.microsoft.com/office/word/2015/wordml/symex" mc:Ignorable="w14 w15 w16se w16cid w16 w16cex w16sdtdh">
   <w:docDefaults>
     <w:rPrDefault>
       <w:rPr>
